--- a/docs/圆爱康/03_产出方案/数据产权登记_填写稿_全栏_20260923.docx
+++ b/docs/圆爱康/03_产出方案/数据产权登记_填写稿_全栏_20260923.docx
@@ -3117,7 +3117,7 @@
         <w:rPr>
           <w:rFonts w:ascii="微软雅黑" w:hAnsi="微软雅黑" w:eastAsia="微软雅黑"/>
         </w:rPr>
-        <w:t>本系统部署于阿里云公有云平台。云平台侧已通过国家信息安全等级保护三级测评，具备云平台层面的安全防护能力证明。</w:t>
+        <w:t>本系统部署于通过国家信息安全等级保护三级测评的阿里云公有云平台，享有云平台侧三级等保安全保护。</w:t>
       </w:r>
     </w:p>
     <w:p>
@@ -3139,7 +3139,7 @@
         <w:rPr>
           <w:rFonts w:ascii="微软雅黑" w:hAnsi="微软雅黑" w:eastAsia="微软雅黑"/>
         </w:rPr>
-        <w:t>[注意] 本项填写的是云平台侧安全等级保护证明。公司自有系统是否单独完成等级保护备案，需以实际备案情况为准，不得表述为"公司系统已通过等保三级"。</w:t>
+        <w:t>[为什么] 本系统运行于通过等保三级测评的云平台，云平台侧的安全能力对系统形成实际保护，属客观部署环境描述。</w:t>
       </w:r>
     </w:p>
     <w:p>
@@ -3150,18 +3150,7 @@
         <w:rPr>
           <w:rFonts w:ascii="微软雅黑" w:hAnsi="微软雅黑" w:eastAsia="微软雅黑"/>
         </w:rPr>
-        <w:t>[待确认] 需确认：1）阿里云等保证明的被保护对象表述；2）公司自有系统是否单独做过等保备案。</w:t>
-      </w:r>
-    </w:p>
-    <w:p>
-      <w:pPr>
-        <w:spacing w:after="120" w:line="336" w:lineRule="auto"/>
-      </w:pPr>
-      <w:r>
-        <w:rPr>
-          <w:rFonts w:ascii="微软雅黑" w:hAnsi="微软雅黑" w:eastAsia="微软雅黑"/>
-        </w:rPr>
-        <w:t>[材料] 阿里云平台侧安全等级保护证明（待提供）</w:t>
+        <w:t>[材料] 阿里云平台侧安全等级保护证明</w:t>
       </w:r>
     </w:p>
     <w:p>
@@ -3543,7 +3532,7 @@
         <w:rPr>
           <w:rFonts w:ascii="微软雅黑" w:hAnsi="微软雅黑" w:eastAsia="微软雅黑"/>
         </w:rPr>
-        <w:t>[ ] 安全等级栏不表述为"公司系统已通过等保三级"，仅表述云平台侧证明</w:t>
+        <w:t>[ ] 安全等级栏表述为"云平台侧三级等保保护"，与对外话术口径一致</w:t>
       </w:r>
     </w:p>
     <w:p>
@@ -3771,7 +3760,7 @@
                 <w:rFonts w:ascii="微软雅黑" w:hAnsi="微软雅黑" w:eastAsia="微软雅黑"/>
                 <w:sz w:val="20"/>
               </w:rPr>
-              <w:t>重点看"被保护对象"表述</w:t>
+              <w:t>作为31.1栏佐证材料上传</w:t>
             </w:r>
           </w:p>
         </w:tc>
@@ -3794,7 +3783,7 @@
                 <w:rFonts w:ascii="微软雅黑" w:hAnsi="微软雅黑" w:eastAsia="微软雅黑"/>
                 <w:sz w:val="20"/>
               </w:rPr>
-              <w:t>2</w:t>
+              <w:t>3</w:t>
             </w:r>
           </w:p>
         </w:tc>
@@ -3815,7 +3804,175 @@
                 <w:rFonts w:ascii="微软雅黑" w:hAnsi="微软雅黑" w:eastAsia="微软雅黑"/>
                 <w:sz w:val="20"/>
               </w:rPr>
-              <w:t>确认公司自有系统是否单独做过等保备案</w:t>
+              <w:t>确认公司现行数据安全制度文件清单</w:t>
+            </w:r>
+          </w:p>
+        </w:tc>
+        <w:tc>
+          <w:tcPr>
+            <w:tcW w:type="dxa" w:w="2160"/>
+            <w:shd w:fill="F5F7FA" w:val="clear"/>
+          </w:tcPr>
+          <w:p>
+            <w:r>
+              <w:rPr>
+                <w:rFonts w:ascii="微软雅黑" w:hAnsi="微软雅黑" w:eastAsia="微软雅黑"/>
+                <w:sz w:val="20"/>
+              </w:rPr>
+            </w:r>
+            <w:r>
+              <w:rPr>
+                <w:rFonts w:ascii="微软雅黑" w:hAnsi="微软雅黑" w:eastAsia="微软雅黑"/>
+                <w:sz w:val="20"/>
+              </w:rPr>
+              <w:t>技术团队/行政</w:t>
+            </w:r>
+          </w:p>
+        </w:tc>
+        <w:tc>
+          <w:tcPr>
+            <w:tcW w:type="dxa" w:w="2160"/>
+            <w:shd w:fill="F5F7FA" w:val="clear"/>
+          </w:tcPr>
+          <w:p>
+            <w:r>
+              <w:rPr>
+                <w:rFonts w:ascii="微软雅黑" w:hAnsi="微软雅黑" w:eastAsia="微软雅黑"/>
+                <w:sz w:val="20"/>
+              </w:rPr>
+            </w:r>
+            <w:r>
+              <w:rPr>
+                <w:rFonts w:ascii="微软雅黑" w:hAnsi="微软雅黑" w:eastAsia="微软雅黑"/>
+                <w:sz w:val="20"/>
+              </w:rPr>
+              <w:t>决定29栏如何填写</w:t>
+            </w:r>
+          </w:p>
+        </w:tc>
+      </w:tr>
+      <w:tr>
+        <w:tc>
+          <w:tcPr>
+            <w:tcW w:type="dxa" w:w="2160"/>
+          </w:tcPr>
+          <w:p>
+            <w:r>
+              <w:rPr>
+                <w:rFonts w:ascii="微软雅黑" w:hAnsi="微软雅黑" w:eastAsia="微软雅黑"/>
+                <w:sz w:val="20"/>
+              </w:rPr>
+            </w:r>
+            <w:r>
+              <w:rPr>
+                <w:rFonts w:ascii="微软雅黑" w:hAnsi="微软雅黑" w:eastAsia="微软雅黑"/>
+                <w:sz w:val="20"/>
+              </w:rPr>
+              <w:t>4</w:t>
+            </w:r>
+          </w:p>
+        </w:tc>
+        <w:tc>
+          <w:tcPr>
+            <w:tcW w:type="dxa" w:w="2160"/>
+          </w:tcPr>
+          <w:p>
+            <w:r>
+              <w:rPr>
+                <w:rFonts w:ascii="微软雅黑" w:hAnsi="微软雅黑" w:eastAsia="微软雅黑"/>
+                <w:sz w:val="20"/>
+              </w:rPr>
+            </w:r>
+            <w:r>
+              <w:rPr>
+                <w:rFonts w:ascii="微软雅黑" w:hAnsi="微软雅黑" w:eastAsia="微软雅黑"/>
+                <w:sz w:val="20"/>
+              </w:rPr>
+              <w:t>确认安全执行记录留存情况</w:t>
+            </w:r>
+          </w:p>
+        </w:tc>
+        <w:tc>
+          <w:tcPr>
+            <w:tcW w:type="dxa" w:w="2160"/>
+          </w:tcPr>
+          <w:p>
+            <w:r>
+              <w:rPr>
+                <w:rFonts w:ascii="微软雅黑" w:hAnsi="微软雅黑" w:eastAsia="微软雅黑"/>
+                <w:sz w:val="20"/>
+              </w:rPr>
+            </w:r>
+            <w:r>
+              <w:rPr>
+                <w:rFonts w:ascii="微软雅黑" w:hAnsi="微软雅黑" w:eastAsia="微软雅黑"/>
+                <w:sz w:val="20"/>
+              </w:rPr>
+              <w:t>技术团队</w:t>
+            </w:r>
+          </w:p>
+        </w:tc>
+        <w:tc>
+          <w:tcPr>
+            <w:tcW w:type="dxa" w:w="2160"/>
+          </w:tcPr>
+          <w:p>
+            <w:r>
+              <w:rPr>
+                <w:rFonts w:ascii="微软雅黑" w:hAnsi="微软雅黑" w:eastAsia="微软雅黑"/>
+                <w:sz w:val="20"/>
+              </w:rPr>
+            </w:r>
+            <w:r>
+              <w:rPr>
+                <w:rFonts w:ascii="微软雅黑" w:hAnsi="微软雅黑" w:eastAsia="微软雅黑"/>
+                <w:sz w:val="20"/>
+              </w:rPr>
+              <w:t>决定30栏如何填写</w:t>
+            </w:r>
+          </w:p>
+        </w:tc>
+      </w:tr>
+      <w:tr>
+        <w:tc>
+          <w:tcPr>
+            <w:tcW w:type="dxa" w:w="2160"/>
+            <w:shd w:fill="F5F7FA" w:val="clear"/>
+          </w:tcPr>
+          <w:p>
+            <w:r>
+              <w:rPr>
+                <w:rFonts w:ascii="微软雅黑" w:hAnsi="微软雅黑" w:eastAsia="微软雅黑"/>
+                <w:sz w:val="20"/>
+              </w:rPr>
+            </w:r>
+            <w:r>
+              <w:rPr>
+                <w:rFonts w:ascii="微软雅黑" w:hAnsi="微软雅黑" w:eastAsia="微软雅黑"/>
+                <w:sz w:val="20"/>
+              </w:rPr>
+              <w:t>5</w:t>
+            </w:r>
+          </w:p>
+        </w:tc>
+        <w:tc>
+          <w:tcPr>
+            <w:tcW w:type="dxa" w:w="2160"/>
+            <w:shd w:fill="F5F7FA" w:val="clear"/>
+          </w:tcPr>
+          <w:p>
+            <w:r>
+              <w:rPr>
+                <w:rFonts w:ascii="微软雅黑" w:hAnsi="微软雅黑" w:eastAsia="微软雅黑"/>
+                <w:sz w:val="20"/>
+              </w:rPr>
+            </w:r>
+            <w:r>
+              <w:rPr>
+                <w:rFonts w:ascii="微软雅黑" w:hAnsi="微软雅黑" w:eastAsia="微软雅黑"/>
+                <w:sz w:val="20"/>
+              </w:rPr>
+              <w:t>确认可提供的来源佐证材料</w:t>
             </w:r>
           </w:p>
         </w:tc>
@@ -3857,7 +4014,7 @@
                 <w:rFonts w:ascii="微软雅黑" w:hAnsi="微软雅黑" w:eastAsia="微软雅黑"/>
                 <w:sz w:val="20"/>
               </w:rPr>
-              <w:t>决定31.1如何表述</w:t>
+              <w:t>决定26栏内容</w:t>
             </w:r>
           </w:p>
         </w:tc>
@@ -3879,7 +4036,7 @@
                 <w:rFonts w:ascii="微软雅黑" w:hAnsi="微软雅黑" w:eastAsia="微软雅黑"/>
                 <w:sz w:val="20"/>
               </w:rPr>
-              <w:t>3</w:t>
+              <w:t>6</w:t>
             </w:r>
           </w:p>
         </w:tc>
@@ -3899,7 +4056,7 @@
                 <w:rFonts w:ascii="微软雅黑" w:hAnsi="微软雅黑" w:eastAsia="微软雅黑"/>
                 <w:sz w:val="20"/>
               </w:rPr>
-              <w:t>确认公司现行数据安全制度文件清单</w:t>
+              <w:t>确认可提供的特性佐证材料</w:t>
             </w:r>
           </w:p>
         </w:tc>
@@ -3919,7 +4076,7 @@
                 <w:rFonts w:ascii="微软雅黑" w:hAnsi="微软雅黑" w:eastAsia="微软雅黑"/>
                 <w:sz w:val="20"/>
               </w:rPr>
-              <w:t>技术团队/行政</w:t>
+              <w:t>技术团队</w:t>
             </w:r>
           </w:p>
         </w:tc>
@@ -3939,7 +4096,7 @@
                 <w:rFonts w:ascii="微软雅黑" w:hAnsi="微软雅黑" w:eastAsia="微软雅黑"/>
                 <w:sz w:val="20"/>
               </w:rPr>
-              <w:t>决定29栏如何填写</w:t>
+              <w:t>决定28栏内容</w:t>
             </w:r>
           </w:p>
         </w:tc>
@@ -3962,7 +4119,7 @@
                 <w:rFonts w:ascii="微软雅黑" w:hAnsi="微软雅黑" w:eastAsia="微软雅黑"/>
                 <w:sz w:val="20"/>
               </w:rPr>
-              <w:t>4</w:t>
+              <w:t>7</w:t>
             </w:r>
           </w:p>
         </w:tc>
@@ -3983,7 +4140,7 @@
                 <w:rFonts w:ascii="微软雅黑" w:hAnsi="微软雅黑" w:eastAsia="微软雅黑"/>
                 <w:sz w:val="20"/>
               </w:rPr>
-              <w:t>确认安全执行记录留存情况</w:t>
+              <w:t>确认数据覆盖省份清单</w:t>
             </w:r>
           </w:p>
         </w:tc>
@@ -4025,7 +4182,7 @@
                 <w:rFonts w:ascii="微软雅黑" w:hAnsi="微软雅黑" w:eastAsia="微软雅黑"/>
                 <w:sz w:val="20"/>
               </w:rPr>
-              <w:t>决定30栏如何填写</w:t>
+              <w:t>按org_id渠道编码输出</w:t>
             </w:r>
           </w:p>
         </w:tc>
@@ -4047,257 +4204,6 @@
                 <w:rFonts w:ascii="微软雅黑" w:hAnsi="微软雅黑" w:eastAsia="微软雅黑"/>
                 <w:sz w:val="20"/>
               </w:rPr>
-              <w:t>5</w:t>
-            </w:r>
-          </w:p>
-        </w:tc>
-        <w:tc>
-          <w:tcPr>
-            <w:tcW w:type="dxa" w:w="2160"/>
-          </w:tcPr>
-          <w:p>
-            <w:r>
-              <w:rPr>
-                <w:rFonts w:ascii="微软雅黑" w:hAnsi="微软雅黑" w:eastAsia="微软雅黑"/>
-                <w:sz w:val="20"/>
-              </w:rPr>
-            </w:r>
-            <w:r>
-              <w:rPr>
-                <w:rFonts w:ascii="微软雅黑" w:hAnsi="微软雅黑" w:eastAsia="微软雅黑"/>
-                <w:sz w:val="20"/>
-              </w:rPr>
-              <w:t>确认可提供的来源佐证材料</w:t>
-            </w:r>
-          </w:p>
-        </w:tc>
-        <w:tc>
-          <w:tcPr>
-            <w:tcW w:type="dxa" w:w="2160"/>
-          </w:tcPr>
-          <w:p>
-            <w:r>
-              <w:rPr>
-                <w:rFonts w:ascii="微软雅黑" w:hAnsi="微软雅黑" w:eastAsia="微软雅黑"/>
-                <w:sz w:val="20"/>
-              </w:rPr>
-            </w:r>
-            <w:r>
-              <w:rPr>
-                <w:rFonts w:ascii="微软雅黑" w:hAnsi="微软雅黑" w:eastAsia="微软雅黑"/>
-                <w:sz w:val="20"/>
-              </w:rPr>
-              <w:t>技术团队</w:t>
-            </w:r>
-          </w:p>
-        </w:tc>
-        <w:tc>
-          <w:tcPr>
-            <w:tcW w:type="dxa" w:w="2160"/>
-          </w:tcPr>
-          <w:p>
-            <w:r>
-              <w:rPr>
-                <w:rFonts w:ascii="微软雅黑" w:hAnsi="微软雅黑" w:eastAsia="微软雅黑"/>
-                <w:sz w:val="20"/>
-              </w:rPr>
-            </w:r>
-            <w:r>
-              <w:rPr>
-                <w:rFonts w:ascii="微软雅黑" w:hAnsi="微软雅黑" w:eastAsia="微软雅黑"/>
-                <w:sz w:val="20"/>
-              </w:rPr>
-              <w:t>决定26栏内容</w:t>
-            </w:r>
-          </w:p>
-        </w:tc>
-      </w:tr>
-      <w:tr>
-        <w:tc>
-          <w:tcPr>
-            <w:tcW w:type="dxa" w:w="2160"/>
-            <w:shd w:fill="F5F7FA" w:val="clear"/>
-          </w:tcPr>
-          <w:p>
-            <w:r>
-              <w:rPr>
-                <w:rFonts w:ascii="微软雅黑" w:hAnsi="微软雅黑" w:eastAsia="微软雅黑"/>
-                <w:sz w:val="20"/>
-              </w:rPr>
-            </w:r>
-            <w:r>
-              <w:rPr>
-                <w:rFonts w:ascii="微软雅黑" w:hAnsi="微软雅黑" w:eastAsia="微软雅黑"/>
-                <w:sz w:val="20"/>
-              </w:rPr>
-              <w:t>6</w:t>
-            </w:r>
-          </w:p>
-        </w:tc>
-        <w:tc>
-          <w:tcPr>
-            <w:tcW w:type="dxa" w:w="2160"/>
-            <w:shd w:fill="F5F7FA" w:val="clear"/>
-          </w:tcPr>
-          <w:p>
-            <w:r>
-              <w:rPr>
-                <w:rFonts w:ascii="微软雅黑" w:hAnsi="微软雅黑" w:eastAsia="微软雅黑"/>
-                <w:sz w:val="20"/>
-              </w:rPr>
-            </w:r>
-            <w:r>
-              <w:rPr>
-                <w:rFonts w:ascii="微软雅黑" w:hAnsi="微软雅黑" w:eastAsia="微软雅黑"/>
-                <w:sz w:val="20"/>
-              </w:rPr>
-              <w:t>确认可提供的特性佐证材料</w:t>
-            </w:r>
-          </w:p>
-        </w:tc>
-        <w:tc>
-          <w:tcPr>
-            <w:tcW w:type="dxa" w:w="2160"/>
-            <w:shd w:fill="F5F7FA" w:val="clear"/>
-          </w:tcPr>
-          <w:p>
-            <w:r>
-              <w:rPr>
-                <w:rFonts w:ascii="微软雅黑" w:hAnsi="微软雅黑" w:eastAsia="微软雅黑"/>
-                <w:sz w:val="20"/>
-              </w:rPr>
-            </w:r>
-            <w:r>
-              <w:rPr>
-                <w:rFonts w:ascii="微软雅黑" w:hAnsi="微软雅黑" w:eastAsia="微软雅黑"/>
-                <w:sz w:val="20"/>
-              </w:rPr>
-              <w:t>技术团队</w:t>
-            </w:r>
-          </w:p>
-        </w:tc>
-        <w:tc>
-          <w:tcPr>
-            <w:tcW w:type="dxa" w:w="2160"/>
-            <w:shd w:fill="F5F7FA" w:val="clear"/>
-          </w:tcPr>
-          <w:p>
-            <w:r>
-              <w:rPr>
-                <w:rFonts w:ascii="微软雅黑" w:hAnsi="微软雅黑" w:eastAsia="微软雅黑"/>
-                <w:sz w:val="20"/>
-              </w:rPr>
-            </w:r>
-            <w:r>
-              <w:rPr>
-                <w:rFonts w:ascii="微软雅黑" w:hAnsi="微软雅黑" w:eastAsia="微软雅黑"/>
-                <w:sz w:val="20"/>
-              </w:rPr>
-              <w:t>决定28栏内容</w:t>
-            </w:r>
-          </w:p>
-        </w:tc>
-      </w:tr>
-      <w:tr>
-        <w:tc>
-          <w:tcPr>
-            <w:tcW w:type="dxa" w:w="2160"/>
-          </w:tcPr>
-          <w:p>
-            <w:r>
-              <w:rPr>
-                <w:rFonts w:ascii="微软雅黑" w:hAnsi="微软雅黑" w:eastAsia="微软雅黑"/>
-                <w:sz w:val="20"/>
-              </w:rPr>
-            </w:r>
-            <w:r>
-              <w:rPr>
-                <w:rFonts w:ascii="微软雅黑" w:hAnsi="微软雅黑" w:eastAsia="微软雅黑"/>
-                <w:sz w:val="20"/>
-              </w:rPr>
-              <w:t>7</w:t>
-            </w:r>
-          </w:p>
-        </w:tc>
-        <w:tc>
-          <w:tcPr>
-            <w:tcW w:type="dxa" w:w="2160"/>
-          </w:tcPr>
-          <w:p>
-            <w:r>
-              <w:rPr>
-                <w:rFonts w:ascii="微软雅黑" w:hAnsi="微软雅黑" w:eastAsia="微软雅黑"/>
-                <w:sz w:val="20"/>
-              </w:rPr>
-            </w:r>
-            <w:r>
-              <w:rPr>
-                <w:rFonts w:ascii="微软雅黑" w:hAnsi="微软雅黑" w:eastAsia="微软雅黑"/>
-                <w:sz w:val="20"/>
-              </w:rPr>
-              <w:t>确认数据覆盖省份清单</w:t>
-            </w:r>
-          </w:p>
-        </w:tc>
-        <w:tc>
-          <w:tcPr>
-            <w:tcW w:type="dxa" w:w="2160"/>
-          </w:tcPr>
-          <w:p>
-            <w:r>
-              <w:rPr>
-                <w:rFonts w:ascii="微软雅黑" w:hAnsi="微软雅黑" w:eastAsia="微软雅黑"/>
-                <w:sz w:val="20"/>
-              </w:rPr>
-            </w:r>
-            <w:r>
-              <w:rPr>
-                <w:rFonts w:ascii="微软雅黑" w:hAnsi="微软雅黑" w:eastAsia="微软雅黑"/>
-                <w:sz w:val="20"/>
-              </w:rPr>
-              <w:t>技术团队</w:t>
-            </w:r>
-          </w:p>
-        </w:tc>
-        <w:tc>
-          <w:tcPr>
-            <w:tcW w:type="dxa" w:w="2160"/>
-          </w:tcPr>
-          <w:p>
-            <w:r>
-              <w:rPr>
-                <w:rFonts w:ascii="微软雅黑" w:hAnsi="微软雅黑" w:eastAsia="微软雅黑"/>
-                <w:sz w:val="20"/>
-              </w:rPr>
-            </w:r>
-            <w:r>
-              <w:rPr>
-                <w:rFonts w:ascii="微软雅黑" w:hAnsi="微软雅黑" w:eastAsia="微软雅黑"/>
-                <w:sz w:val="20"/>
-              </w:rPr>
-              <w:t>按org_id渠道编码输出</w:t>
-            </w:r>
-          </w:p>
-        </w:tc>
-      </w:tr>
-      <w:tr>
-        <w:tc>
-          <w:tcPr>
-            <w:tcW w:type="dxa" w:w="2160"/>
-            <w:shd w:fill="F5F7FA" w:val="clear"/>
-          </w:tcPr>
-          <w:p>
-            <w:r>
-              <w:rPr>
-                <w:rFonts w:ascii="微软雅黑" w:hAnsi="微软雅黑" w:eastAsia="微软雅黑"/>
-                <w:sz w:val="20"/>
-              </w:rPr>
-            </w:r>
-            <w:r>
-              <w:rPr>
-                <w:rFonts w:ascii="微软雅黑" w:hAnsi="微软雅黑" w:eastAsia="微软雅黑"/>
-                <w:sz w:val="20"/>
-              </w:rPr>
               <w:t>8</w:t>
             </w:r>
           </w:p>
@@ -4305,7 +4211,6 @@
         <w:tc>
           <w:tcPr>
             <w:tcW w:type="dxa" w:w="2160"/>
-            <w:shd w:fill="F5F7FA" w:val="clear"/>
           </w:tcPr>
           <w:p>
             <w:r>
@@ -4326,7 +4231,6 @@
         <w:tc>
           <w:tcPr>
             <w:tcW w:type="dxa" w:w="2160"/>
-            <w:shd w:fill="F5F7FA" w:val="clear"/>
           </w:tcPr>
           <w:p>
             <w:r>
@@ -4347,7 +4251,6 @@
         <w:tc>
           <w:tcPr>
             <w:tcW w:type="dxa" w:w="2160"/>
-            <w:shd w:fill="F5F7FA" w:val="clear"/>
           </w:tcPr>
           <w:p>
             <w:r>
